--- a/dokumentacia.docx
+++ b/dokumentacia.docx
@@ -1853,6 +1853,7 @@
     </w:p>
     <w:p>
       <w:pPr>
+        <w:spacing w:line="360" w:lineRule="auto"/>
         <w:rPr>
           <w:rFonts w:ascii="Times New Roman" w:hAnsi="Times New Roman" w:cs="Times New Roman"/>
           <w:sz w:val="24"/>
